--- a/Semana3.docx
+++ b/Semana3.docx
@@ -21,15 +21,7 @@
         <w:rPr>
           <w:sz w:val="24"/>
         </w:rPr>
-        <w:t xml:space="preserve"> Sistema Inteligente para la Detección y Clasificación de Patrones de Neumonía mediante Inteligencia </w:t>
-      </w:r>
-      <w:bookmarkStart w:id="0" w:name="_GoBack"/>
-      <w:bookmarkEnd w:id="0"/>
-      <w:r>
-        <w:rPr>
-          <w:sz w:val="24"/>
-        </w:rPr>
-        <w:t>Artificial</w:t>
+        <w:t xml:space="preserve"> Sistema Inteligente para la Detección y Clasificación de Patrones de Neumonía mediante Inteligencia Artificial</w:t>
       </w:r>
     </w:p>
     <w:p>
@@ -209,6 +201,310 @@
         <w:t>Diseñar el sistema de manera modular para permitir futuras ampliaciones.</w:t>
       </w:r>
     </w:p>
+    <w:p>
+      <w:r>
+        <w:rPr>
+          <w:b/>
+          <w:bCs/>
+        </w:rPr>
+        <w:lastRenderedPageBreak/>
+        <w:t>Metodología</w:t>
+      </w:r>
+    </w:p>
+    <w:p>
+      <w:r>
+        <w:t xml:space="preserve">El desarrollo del proyecto se dividirá en diferentes etapas. Primero se realizará una investigación sobre redes neuronales </w:t>
+      </w:r>
+      <w:proofErr w:type="spellStart"/>
+      <w:r>
+        <w:t>convolucionales</w:t>
+      </w:r>
+      <w:proofErr w:type="spellEnd"/>
+      <w:r>
+        <w:t>, aprendizaje profundo y procesamiento de imágenes médicas.</w:t>
+      </w:r>
+    </w:p>
+    <w:p>
+      <w:r>
+        <w:t xml:space="preserve">Posteriormente se seleccionará un conjunto de radiografías de tórax con etiquetas adecuadas para el entrenamiento y evaluación del modelo. Las imágenes serán organizadas y sometidas a un proceso de </w:t>
+      </w:r>
+      <w:proofErr w:type="spellStart"/>
+      <w:r>
+        <w:t>preprocesamiento</w:t>
+      </w:r>
+      <w:proofErr w:type="spellEnd"/>
+      <w:r>
+        <w:t xml:space="preserve"> que podrá incluir redimensionamiento, normalización y separación de los datos en conjuntos de entrenamiento, validación y prueba.</w:t>
+      </w:r>
+    </w:p>
+    <w:p>
+      <w:r>
+        <w:t xml:space="preserve">Después se desarrollará un modelo de aprendizaje profundo para realizar la clasificación entre radiografías normales y radiografías con patrones compatibles con neumonía. También se analizará la posibilidad de utilizar modelos previamente entrenados mediante técnicas de transfer </w:t>
+      </w:r>
+      <w:proofErr w:type="spellStart"/>
+      <w:r>
+        <w:t>learning</w:t>
+      </w:r>
+      <w:proofErr w:type="spellEnd"/>
+      <w:r>
+        <w:t>.</w:t>
+      </w:r>
+    </w:p>
+    <w:p>
+      <w:r>
+        <w:t xml:space="preserve">El modelo será evaluado utilizando métricas como </w:t>
+      </w:r>
+      <w:proofErr w:type="spellStart"/>
+      <w:r>
+        <w:t>accuracy</w:t>
+      </w:r>
+      <w:proofErr w:type="spellEnd"/>
+      <w:r>
+        <w:t xml:space="preserve">, </w:t>
+      </w:r>
+      <w:proofErr w:type="spellStart"/>
+      <w:r>
+        <w:t>precision</w:t>
+      </w:r>
+      <w:proofErr w:type="spellEnd"/>
+      <w:r>
+        <w:t xml:space="preserve">, </w:t>
+      </w:r>
+      <w:proofErr w:type="spellStart"/>
+      <w:r>
+        <w:t>recall</w:t>
+      </w:r>
+      <w:proofErr w:type="spellEnd"/>
+      <w:r>
+        <w:t>, F1-score y matriz de confusión. Los resultados permitirán determinar el desempeño real del modelo y realizar comparaciones entre diferentes configuraciones.</w:t>
+      </w:r>
+    </w:p>
+    <w:p>
+      <w:r>
+        <w:rPr>
+          <w:b/>
+          <w:bCs/>
+        </w:rPr>
+        <w:t>Arquitectura propuesta</w:t>
+      </w:r>
+    </w:p>
+    <w:p>
+      <w:r>
+        <w:t>El sistema seguirá el siguiente flujo:</w:t>
+      </w:r>
+    </w:p>
+    <w:p>
+      <w:r>
+        <w:t xml:space="preserve">Radiografía de tórax → </w:t>
+      </w:r>
+      <w:proofErr w:type="spellStart"/>
+      <w:r>
+        <w:t>Preprocesamiento</w:t>
+      </w:r>
+      <w:proofErr w:type="spellEnd"/>
+      <w:r>
+        <w:t xml:space="preserve"> → Modelo de Inteligencia Artificial → Clasificación → Resultado</w:t>
+      </w:r>
+    </w:p>
+    <w:p>
+      <w:r>
+        <w:t>La aplicación permitirá al usuario cargar una radiografía y enviarla al modelo para realizar el análisis.</w:t>
+      </w:r>
+    </w:p>
+    <w:p>
+      <w:r>
+        <w:t>El resultado inicial será presentado como:</w:t>
+      </w:r>
+    </w:p>
+    <w:p>
+      <w:pPr>
+        <w:numPr>
+          <w:ilvl w:val="0"/>
+          <w:numId w:val="2"/>
+        </w:numPr>
+      </w:pPr>
+      <w:r>
+        <w:t>NORMAL</w:t>
+      </w:r>
+    </w:p>
+    <w:p>
+      <w:pPr>
+        <w:numPr>
+          <w:ilvl w:val="0"/>
+          <w:numId w:val="2"/>
+        </w:numPr>
+      </w:pPr>
+      <w:r>
+        <w:t>PATRONES COMPATIBLES CON NEUMONÍA</w:t>
+      </w:r>
+    </w:p>
+    <w:p>
+      <w:r>
+        <w:t>La arquitectura se dividirá en diferentes módulos:</w:t>
+      </w:r>
+    </w:p>
+    <w:p>
+      <w:pPr>
+        <w:numPr>
+          <w:ilvl w:val="0"/>
+          <w:numId w:val="3"/>
+        </w:numPr>
+      </w:pPr>
+      <w:r>
+        <w:t>Módulo de entrada de imágenes.</w:t>
+      </w:r>
+    </w:p>
+    <w:p>
+      <w:pPr>
+        <w:numPr>
+          <w:ilvl w:val="0"/>
+          <w:numId w:val="3"/>
+        </w:numPr>
+      </w:pPr>
+      <w:r>
+        <w:t xml:space="preserve">Módulo de </w:t>
+      </w:r>
+      <w:proofErr w:type="spellStart"/>
+      <w:r>
+        <w:t>preprocesamiento</w:t>
+      </w:r>
+      <w:proofErr w:type="spellEnd"/>
+      <w:r>
+        <w:t>.</w:t>
+      </w:r>
+    </w:p>
+    <w:p>
+      <w:pPr>
+        <w:numPr>
+          <w:ilvl w:val="0"/>
+          <w:numId w:val="3"/>
+        </w:numPr>
+      </w:pPr>
+      <w:r>
+        <w:t>Módulo del modelo de Inteligencia Artificial.</w:t>
+      </w:r>
+    </w:p>
+    <w:p>
+      <w:pPr>
+        <w:numPr>
+          <w:ilvl w:val="0"/>
+          <w:numId w:val="3"/>
+        </w:numPr>
+      </w:pPr>
+      <w:r>
+        <w:t>Módulo de clasificación.</w:t>
+      </w:r>
+    </w:p>
+    <w:p>
+      <w:pPr>
+        <w:numPr>
+          <w:ilvl w:val="0"/>
+          <w:numId w:val="3"/>
+        </w:numPr>
+      </w:pPr>
+      <w:r>
+        <w:t>Módulo de interfaz.</w:t>
+      </w:r>
+    </w:p>
+    <w:p>
+      <w:pPr>
+        <w:numPr>
+          <w:ilvl w:val="0"/>
+          <w:numId w:val="3"/>
+        </w:numPr>
+      </w:pPr>
+      <w:r>
+        <w:t>Módulo de evaluación.</w:t>
+      </w:r>
+    </w:p>
+    <w:p>
+      <w:r>
+        <w:rPr>
+          <w:b/>
+          <w:bCs/>
+        </w:rPr>
+        <w:t>Viabilidad</w:t>
+      </w:r>
+    </w:p>
+    <w:p>
+      <w:r>
+        <w:lastRenderedPageBreak/>
+        <w:t xml:space="preserve">El proyecto puede desarrollarse utilizando herramientas como Python, </w:t>
+      </w:r>
+      <w:proofErr w:type="spellStart"/>
+      <w:r>
+        <w:t>TensorFlow</w:t>
+      </w:r>
+      <w:proofErr w:type="spellEnd"/>
+      <w:r>
+        <w:t xml:space="preserve"> o </w:t>
+      </w:r>
+      <w:proofErr w:type="spellStart"/>
+      <w:r>
+        <w:t>PyTorch</w:t>
+      </w:r>
+      <w:proofErr w:type="spellEnd"/>
+      <w:r>
+        <w:t xml:space="preserve">, </w:t>
+      </w:r>
+      <w:proofErr w:type="spellStart"/>
+      <w:r>
+        <w:t>OpenCV</w:t>
+      </w:r>
+      <w:proofErr w:type="spellEnd"/>
+      <w:r>
+        <w:t xml:space="preserve">, </w:t>
+      </w:r>
+      <w:proofErr w:type="spellStart"/>
+      <w:r>
+        <w:t>NumPy</w:t>
+      </w:r>
+      <w:proofErr w:type="spellEnd"/>
+      <w:r>
+        <w:t xml:space="preserve"> y Google </w:t>
+      </w:r>
+      <w:proofErr w:type="spellStart"/>
+      <w:r>
+        <w:t>Colab</w:t>
+      </w:r>
+      <w:proofErr w:type="spellEnd"/>
+      <w:r>
+        <w:t>. El uso de modelos previamente entrenados permitirá reducir los requerimientos computacionales y facilitar el desarrollo.</w:t>
+      </w:r>
+    </w:p>
+    <w:p>
+      <w:r>
+        <w:rPr>
+          <w:b/>
+          <w:bCs/>
+        </w:rPr>
+        <w:t>Modularidad y escalabilidad</w:t>
+      </w:r>
+    </w:p>
+    <w:p>
+      <w:r>
+        <w:t>La separación de los diferentes componentes permitirá cambiar el modelo de Inteligencia Artificial sin modificar completamente la aplicación. Además, posteriormente podrán incorporarse nuevas categorías de clasificación y otros modelos.</w:t>
+      </w:r>
+    </w:p>
+    <w:p>
+      <w:r>
+        <w:t>La primera versión se concentrará en normal y neumonía, manteniendo la posibilidad de ampliar el sistema posteriormente.</w:t>
+      </w:r>
+      <w:bookmarkStart w:id="0" w:name="_GoBack"/>
+      <w:bookmarkEnd w:id="0"/>
+    </w:p>
+    <w:p/>
+    <w:p/>
+    <w:p/>
+    <w:p/>
+    <w:p/>
+    <w:p/>
+    <w:p/>
+    <w:p/>
+    <w:p/>
+    <w:p/>
+    <w:p/>
+    <w:p/>
     <w:sectPr>
       <w:pgSz w:w="12240" w:h="15840"/>
       <w:pgMar w:top="1417" w:right="1701" w:bottom="1417" w:left="1701" w:header="708" w:footer="708" w:gutter="0"/>
@@ -222,6 +518,155 @@
 <file path=word/numbering.xml><?xml version="1.0" encoding="utf-8"?>
 <w:numbering xmlns:wpc="http://schemas.microsoft.com/office/word/2010/wordprocessingCanvas" xmlns:cx="http://schemas.microsoft.com/office/drawing/2014/chartex" xmlns:mc="http://schemas.openxmlformats.org/markup-compatibility/2006" xmlns:o="urn:schemas-microsoft-com:office:office" xmlns:r="http://schemas.openxmlformats.org/officeDocument/2006/relationships" xmlns:m="http://schemas.openxmlformats.org/officeDocument/2006/math" xmlns:v="urn:schemas-microsoft-com:vml" xmlns:wp14="http://schemas.microsoft.com/office/word/2010/wordprocessingDrawing" xmlns:wp="http://schemas.openxmlformats.org/drawingml/2006/wordprocessingDrawing" xmlns:w10="urn:schemas-microsoft-com:office:word" xmlns:w="http://schemas.openxmlformats.org/wordprocessingml/2006/main" xmlns:w14="http://schemas.microsoft.com/office/word/2010/wordml" xmlns:w15="http://schemas.microsoft.com/office/word/2012/wordml" xmlns:w16se="http://schemas.microsoft.com/office/word/2015/wordml/symex" xmlns:wpg="http://schemas.microsoft.com/office/word/2010/wordprocessingGroup" xmlns:wpi="http://schemas.microsoft.com/office/word/2010/wordprocessingInk" xmlns:wne="http://schemas.microsoft.com/office/word/2006/wordml" xmlns:wps="http://schemas.microsoft.com/office/word/2010/wordprocessingShape" mc:Ignorable="w14 w15 w16se wp14">
   <w:abstractNum w:abstractNumId="0" w15:restartNumberingAfterBreak="0">
+    <w:nsid w:val="3E2E3967"/>
+    <w:multiLevelType w:val="multilevel"/>
+    <w:tmpl w:val="DF50AC0C"/>
+    <w:lvl w:ilvl="0">
+      <w:start w:val="1"/>
+      <w:numFmt w:val="bullet"/>
+      <w:lvlText w:val=""/>
+      <w:lvlJc w:val="left"/>
+      <w:pPr>
+        <w:tabs>
+          <w:tab w:val="num" w:pos="720"/>
+        </w:tabs>
+        <w:ind w:left="720" w:hanging="360"/>
+      </w:pPr>
+      <w:rPr>
+        <w:rFonts w:ascii="Symbol" w:hAnsi="Symbol" w:hint="default"/>
+        <w:sz w:val="20"/>
+      </w:rPr>
+    </w:lvl>
+    <w:lvl w:ilvl="1" w:tentative="1">
+      <w:start w:val="1"/>
+      <w:numFmt w:val="bullet"/>
+      <w:lvlText w:val="o"/>
+      <w:lvlJc w:val="left"/>
+      <w:pPr>
+        <w:tabs>
+          <w:tab w:val="num" w:pos="1440"/>
+        </w:tabs>
+        <w:ind w:left="1440" w:hanging="360"/>
+      </w:pPr>
+      <w:rPr>
+        <w:rFonts w:ascii="Courier New" w:hAnsi="Courier New" w:hint="default"/>
+        <w:sz w:val="20"/>
+      </w:rPr>
+    </w:lvl>
+    <w:lvl w:ilvl="2" w:tentative="1">
+      <w:start w:val="1"/>
+      <w:numFmt w:val="bullet"/>
+      <w:lvlText w:val=""/>
+      <w:lvlJc w:val="left"/>
+      <w:pPr>
+        <w:tabs>
+          <w:tab w:val="num" w:pos="2160"/>
+        </w:tabs>
+        <w:ind w:left="2160" w:hanging="360"/>
+      </w:pPr>
+      <w:rPr>
+        <w:rFonts w:ascii="Wingdings" w:hAnsi="Wingdings" w:hint="default"/>
+        <w:sz w:val="20"/>
+      </w:rPr>
+    </w:lvl>
+    <w:lvl w:ilvl="3" w:tentative="1">
+      <w:start w:val="1"/>
+      <w:numFmt w:val="bullet"/>
+      <w:lvlText w:val=""/>
+      <w:lvlJc w:val="left"/>
+      <w:pPr>
+        <w:tabs>
+          <w:tab w:val="num" w:pos="2880"/>
+        </w:tabs>
+        <w:ind w:left="2880" w:hanging="360"/>
+      </w:pPr>
+      <w:rPr>
+        <w:rFonts w:ascii="Wingdings" w:hAnsi="Wingdings" w:hint="default"/>
+        <w:sz w:val="20"/>
+      </w:rPr>
+    </w:lvl>
+    <w:lvl w:ilvl="4" w:tentative="1">
+      <w:start w:val="1"/>
+      <w:numFmt w:val="bullet"/>
+      <w:lvlText w:val=""/>
+      <w:lvlJc w:val="left"/>
+      <w:pPr>
+        <w:tabs>
+          <w:tab w:val="num" w:pos="3600"/>
+        </w:tabs>
+        <w:ind w:left="3600" w:hanging="360"/>
+      </w:pPr>
+      <w:rPr>
+        <w:rFonts w:ascii="Wingdings" w:hAnsi="Wingdings" w:hint="default"/>
+        <w:sz w:val="20"/>
+      </w:rPr>
+    </w:lvl>
+    <w:lvl w:ilvl="5" w:tentative="1">
+      <w:start w:val="1"/>
+      <w:numFmt w:val="bullet"/>
+      <w:lvlText w:val=""/>
+      <w:lvlJc w:val="left"/>
+      <w:pPr>
+        <w:tabs>
+          <w:tab w:val="num" w:pos="4320"/>
+        </w:tabs>
+        <w:ind w:left="4320" w:hanging="360"/>
+      </w:pPr>
+      <w:rPr>
+        <w:rFonts w:ascii="Wingdings" w:hAnsi="Wingdings" w:hint="default"/>
+        <w:sz w:val="20"/>
+      </w:rPr>
+    </w:lvl>
+    <w:lvl w:ilvl="6" w:tentative="1">
+      <w:start w:val="1"/>
+      <w:numFmt w:val="bullet"/>
+      <w:lvlText w:val=""/>
+      <w:lvlJc w:val="left"/>
+      <w:pPr>
+        <w:tabs>
+          <w:tab w:val="num" w:pos="5040"/>
+        </w:tabs>
+        <w:ind w:left="5040" w:hanging="360"/>
+      </w:pPr>
+      <w:rPr>
+        <w:rFonts w:ascii="Wingdings" w:hAnsi="Wingdings" w:hint="default"/>
+        <w:sz w:val="20"/>
+      </w:rPr>
+    </w:lvl>
+    <w:lvl w:ilvl="7" w:tentative="1">
+      <w:start w:val="1"/>
+      <w:numFmt w:val="bullet"/>
+      <w:lvlText w:val=""/>
+      <w:lvlJc w:val="left"/>
+      <w:pPr>
+        <w:tabs>
+          <w:tab w:val="num" w:pos="5760"/>
+        </w:tabs>
+        <w:ind w:left="5760" w:hanging="360"/>
+      </w:pPr>
+      <w:rPr>
+        <w:rFonts w:ascii="Wingdings" w:hAnsi="Wingdings" w:hint="default"/>
+        <w:sz w:val="20"/>
+      </w:rPr>
+    </w:lvl>
+    <w:lvl w:ilvl="8" w:tentative="1">
+      <w:start w:val="1"/>
+      <w:numFmt w:val="bullet"/>
+      <w:lvlText w:val=""/>
+      <w:lvlJc w:val="left"/>
+      <w:pPr>
+        <w:tabs>
+          <w:tab w:val="num" w:pos="6480"/>
+        </w:tabs>
+        <w:ind w:left="6480" w:hanging="360"/>
+      </w:pPr>
+      <w:rPr>
+        <w:rFonts w:ascii="Wingdings" w:hAnsi="Wingdings" w:hint="default"/>
+        <w:sz w:val="20"/>
+      </w:rPr>
+    </w:lvl>
+  </w:abstractNum>
+  <w:abstractNum w:abstractNumId="1" w15:restartNumberingAfterBreak="0">
     <w:nsid w:val="561E04D0"/>
     <w:multiLevelType w:val="multilevel"/>
     <w:tmpl w:val="A5A091D4"/>
@@ -334,7 +779,162 @@
       </w:pPr>
     </w:lvl>
   </w:abstractNum>
+  <w:abstractNum w:abstractNumId="2" w15:restartNumberingAfterBreak="0">
+    <w:nsid w:val="64CF37B5"/>
+    <w:multiLevelType w:val="multilevel"/>
+    <w:tmpl w:val="9E1C4264"/>
+    <w:lvl w:ilvl="0">
+      <w:start w:val="1"/>
+      <w:numFmt w:val="bullet"/>
+      <w:lvlText w:val=""/>
+      <w:lvlJc w:val="left"/>
+      <w:pPr>
+        <w:tabs>
+          <w:tab w:val="num" w:pos="720"/>
+        </w:tabs>
+        <w:ind w:left="720" w:hanging="360"/>
+      </w:pPr>
+      <w:rPr>
+        <w:rFonts w:ascii="Symbol" w:hAnsi="Symbol" w:hint="default"/>
+        <w:sz w:val="20"/>
+      </w:rPr>
+    </w:lvl>
+    <w:lvl w:ilvl="1" w:tentative="1">
+      <w:start w:val="1"/>
+      <w:numFmt w:val="bullet"/>
+      <w:lvlText w:val="o"/>
+      <w:lvlJc w:val="left"/>
+      <w:pPr>
+        <w:tabs>
+          <w:tab w:val="num" w:pos="1440"/>
+        </w:tabs>
+        <w:ind w:left="1440" w:hanging="360"/>
+      </w:pPr>
+      <w:rPr>
+        <w:rFonts w:ascii="Courier New" w:hAnsi="Courier New" w:hint="default"/>
+        <w:sz w:val="20"/>
+      </w:rPr>
+    </w:lvl>
+    <w:lvl w:ilvl="2" w:tentative="1">
+      <w:start w:val="1"/>
+      <w:numFmt w:val="bullet"/>
+      <w:lvlText w:val=""/>
+      <w:lvlJc w:val="left"/>
+      <w:pPr>
+        <w:tabs>
+          <w:tab w:val="num" w:pos="2160"/>
+        </w:tabs>
+        <w:ind w:left="2160" w:hanging="360"/>
+      </w:pPr>
+      <w:rPr>
+        <w:rFonts w:ascii="Wingdings" w:hAnsi="Wingdings" w:hint="default"/>
+        <w:sz w:val="20"/>
+      </w:rPr>
+    </w:lvl>
+    <w:lvl w:ilvl="3" w:tentative="1">
+      <w:start w:val="1"/>
+      <w:numFmt w:val="bullet"/>
+      <w:lvlText w:val=""/>
+      <w:lvlJc w:val="left"/>
+      <w:pPr>
+        <w:tabs>
+          <w:tab w:val="num" w:pos="2880"/>
+        </w:tabs>
+        <w:ind w:left="2880" w:hanging="360"/>
+      </w:pPr>
+      <w:rPr>
+        <w:rFonts w:ascii="Wingdings" w:hAnsi="Wingdings" w:hint="default"/>
+        <w:sz w:val="20"/>
+      </w:rPr>
+    </w:lvl>
+    <w:lvl w:ilvl="4" w:tentative="1">
+      <w:start w:val="1"/>
+      <w:numFmt w:val="bullet"/>
+      <w:lvlText w:val=""/>
+      <w:lvlJc w:val="left"/>
+      <w:pPr>
+        <w:tabs>
+          <w:tab w:val="num" w:pos="3600"/>
+        </w:tabs>
+        <w:ind w:left="3600" w:hanging="360"/>
+      </w:pPr>
+      <w:rPr>
+        <w:rFonts w:ascii="Wingdings" w:hAnsi="Wingdings" w:hint="default"/>
+        <w:sz w:val="20"/>
+      </w:rPr>
+    </w:lvl>
+    <w:lvl w:ilvl="5" w:tentative="1">
+      <w:start w:val="1"/>
+      <w:numFmt w:val="bullet"/>
+      <w:lvlText w:val=""/>
+      <w:lvlJc w:val="left"/>
+      <w:pPr>
+        <w:tabs>
+          <w:tab w:val="num" w:pos="4320"/>
+        </w:tabs>
+        <w:ind w:left="4320" w:hanging="360"/>
+      </w:pPr>
+      <w:rPr>
+        <w:rFonts w:ascii="Wingdings" w:hAnsi="Wingdings" w:hint="default"/>
+        <w:sz w:val="20"/>
+      </w:rPr>
+    </w:lvl>
+    <w:lvl w:ilvl="6" w:tentative="1">
+      <w:start w:val="1"/>
+      <w:numFmt w:val="bullet"/>
+      <w:lvlText w:val=""/>
+      <w:lvlJc w:val="left"/>
+      <w:pPr>
+        <w:tabs>
+          <w:tab w:val="num" w:pos="5040"/>
+        </w:tabs>
+        <w:ind w:left="5040" w:hanging="360"/>
+      </w:pPr>
+      <w:rPr>
+        <w:rFonts w:ascii="Wingdings" w:hAnsi="Wingdings" w:hint="default"/>
+        <w:sz w:val="20"/>
+      </w:rPr>
+    </w:lvl>
+    <w:lvl w:ilvl="7" w:tentative="1">
+      <w:start w:val="1"/>
+      <w:numFmt w:val="bullet"/>
+      <w:lvlText w:val=""/>
+      <w:lvlJc w:val="left"/>
+      <w:pPr>
+        <w:tabs>
+          <w:tab w:val="num" w:pos="5760"/>
+        </w:tabs>
+        <w:ind w:left="5760" w:hanging="360"/>
+      </w:pPr>
+      <w:rPr>
+        <w:rFonts w:ascii="Wingdings" w:hAnsi="Wingdings" w:hint="default"/>
+        <w:sz w:val="20"/>
+      </w:rPr>
+    </w:lvl>
+    <w:lvl w:ilvl="8" w:tentative="1">
+      <w:start w:val="1"/>
+      <w:numFmt w:val="bullet"/>
+      <w:lvlText w:val=""/>
+      <w:lvlJc w:val="left"/>
+      <w:pPr>
+        <w:tabs>
+          <w:tab w:val="num" w:pos="6480"/>
+        </w:tabs>
+        <w:ind w:left="6480" w:hanging="360"/>
+      </w:pPr>
+      <w:rPr>
+        <w:rFonts w:ascii="Wingdings" w:hAnsi="Wingdings" w:hint="default"/>
+        <w:sz w:val="20"/>
+      </w:rPr>
+    </w:lvl>
+  </w:abstractNum>
   <w:num w:numId="1">
+    <w:abstractNumId w:val="1"/>
+  </w:num>
+  <w:num w:numId="2">
+    <w:abstractNumId w:val="2"/>
+  </w:num>
+  <w:num w:numId="3">
     <w:abstractNumId w:val="0"/>
   </w:num>
 </w:numbering>

--- a/Semana3.docx
+++ b/Semana3.docx
@@ -418,17 +418,35 @@
       </w:r>
     </w:p>
     <w:p>
-      <w:r>
+      <w:pPr>
         <w:rPr>
           <w:b/>
           <w:bCs/>
         </w:rPr>
+      </w:pPr>
+    </w:p>
+    <w:p>
+      <w:pPr>
+        <w:rPr>
+          <w:b/>
+          <w:bCs/>
+        </w:rPr>
+      </w:pPr>
+    </w:p>
+    <w:p>
+      <w:bookmarkStart w:id="0" w:name="_GoBack"/>
+      <w:bookmarkEnd w:id="0"/>
+      <w:r>
+        <w:rPr>
+          <w:b/>
+          <w:bCs/>
+        </w:rPr>
+        <w:lastRenderedPageBreak/>
         <w:t>Viabilidad</w:t>
       </w:r>
     </w:p>
     <w:p>
       <w:r>
-        <w:lastRenderedPageBreak/>
         <w:t xml:space="preserve">El proyecto puede desarrollarse utilizando herramientas como Python, </w:t>
       </w:r>
       <w:proofErr w:type="spellStart"/>
@@ -490,9 +508,293 @@
       <w:r>
         <w:t>La primera versión se concentrará en normal y neumonía, manteniendo la posibilidad de ampliar el sistema posteriormente.</w:t>
       </w:r>
-      <w:bookmarkStart w:id="0" w:name="_GoBack"/>
-      <w:bookmarkEnd w:id="0"/>
-    </w:p>
+    </w:p>
+    <w:p>
+      <w:r>
+        <w:rPr>
+          <w:b/>
+          <w:bCs/>
+        </w:rPr>
+        <w:t>Investigación de conjuntos de datos</w:t>
+      </w:r>
+    </w:p>
+    <w:p>
+      <w:r>
+        <w:t>Como parte del avance del proyecto se realizó una investigación sobre diferentes conjuntos de datos públicos de radiografías de tórax que pueden utilizarse para desarrollar y evaluar modelos de Inteligencia Artificial.</w:t>
+      </w:r>
+    </w:p>
+    <w:p>
+      <w:r>
+        <w:t xml:space="preserve">Entre las opciones investigadas se encuentran conjuntos como </w:t>
+      </w:r>
+      <w:proofErr w:type="spellStart"/>
+      <w:r>
+        <w:t>Kermany</w:t>
+      </w:r>
+      <w:proofErr w:type="spellEnd"/>
+      <w:r>
+        <w:t>/</w:t>
+      </w:r>
+      <w:proofErr w:type="spellStart"/>
+      <w:r>
+        <w:t>Pediatric</w:t>
+      </w:r>
+      <w:proofErr w:type="spellEnd"/>
+      <w:r>
+        <w:t xml:space="preserve"> </w:t>
+      </w:r>
+      <w:proofErr w:type="spellStart"/>
+      <w:r>
+        <w:t>Chest</w:t>
+      </w:r>
+      <w:proofErr w:type="spellEnd"/>
+      <w:r>
+        <w:t xml:space="preserve"> X-</w:t>
+      </w:r>
+      <w:proofErr w:type="spellStart"/>
+      <w:r>
+        <w:t>Ray</w:t>
+      </w:r>
+      <w:proofErr w:type="spellEnd"/>
+      <w:r>
+        <w:t xml:space="preserve">, RSNA </w:t>
+      </w:r>
+      <w:proofErr w:type="spellStart"/>
+      <w:r>
+        <w:t>Pneumonia</w:t>
+      </w:r>
+      <w:proofErr w:type="spellEnd"/>
+      <w:r>
+        <w:t xml:space="preserve"> </w:t>
+      </w:r>
+      <w:proofErr w:type="spellStart"/>
+      <w:r>
+        <w:t>Detection</w:t>
+      </w:r>
+      <w:proofErr w:type="spellEnd"/>
+      <w:r>
+        <w:t xml:space="preserve">, NIH ChestX-ray14, </w:t>
+      </w:r>
+      <w:proofErr w:type="spellStart"/>
+      <w:r>
+        <w:t>CheXpert</w:t>
+      </w:r>
+      <w:proofErr w:type="spellEnd"/>
+      <w:r>
+        <w:t xml:space="preserve"> y MIMIC-CXR.</w:t>
+      </w:r>
+    </w:p>
+    <w:p>
+      <w:r>
+        <w:t xml:space="preserve">Después de comparar sus características, se identificó el conjunto de radiografías utilizado en el trabajo de </w:t>
+      </w:r>
+      <w:proofErr w:type="spellStart"/>
+      <w:r>
+        <w:t>Kermany</w:t>
+      </w:r>
+      <w:proofErr w:type="spellEnd"/>
+      <w:r>
+        <w:t xml:space="preserve"> y colaboradores como una opción especialmente interesante para el proyecto, debido a que contiene radiografías clasificadas como normales y con neumonía, además de contar con categorías de neumonía bacteriana y viral.</w:t>
+      </w:r>
+    </w:p>
+    <w:p>
+      <w:r>
+        <w:t>Esto abre la posibilidad de desarrollar el proyecto en dos niveles.</w:t>
+      </w:r>
+    </w:p>
+    <w:p>
+      <w:r>
+        <w:rPr>
+          <w:b/>
+          <w:bCs/>
+        </w:rPr>
+        <w:t>Primera etapa</w:t>
+      </w:r>
+    </w:p>
+    <w:p>
+      <w:r>
+        <w:t>La primera etapa será:</w:t>
+      </w:r>
+    </w:p>
+    <w:p>
+      <w:r>
+        <w:t>Radiografía → Normal / Neumonía</w:t>
+      </w:r>
+    </w:p>
+    <w:p>
+      <w:r>
+        <w:t>Esta será la funcionalidad principal que deberá estar implementada y funcionando.</w:t>
+      </w:r>
+    </w:p>
+    <w:p>
+      <w:r>
+        <w:rPr>
+          <w:b/>
+          <w:bCs/>
+        </w:rPr>
+        <w:t>Segunda etapa</w:t>
+      </w:r>
+    </w:p>
+    <w:p>
+      <w:r>
+        <w:t>Si la cantidad y calidad de los datos lo permiten, se experimentará con una clasificación más específica:</w:t>
+      </w:r>
+    </w:p>
+    <w:p>
+      <w:r>
+        <w:t>Neumonía → Bacteriana / Viral</w:t>
+      </w:r>
+    </w:p>
+    <w:p>
+      <w:r>
+        <w:t>Esta segunda clasificación será considerada como una ampliación del proyecto y solamente se implementará si los resultados obtenidos son suficientemente confiables.</w:t>
+      </w:r>
+    </w:p>
+    <w:p>
+      <w:r>
+        <w:t>No se incluirá inicialmente la clasificación de neumonía fúngica debido a que no se ha identificado un conjunto de datos público con las mismas características y cantidad suficiente para realizar esta clasificación de manera adecuada.</w:t>
+      </w:r>
+    </w:p>
+    <w:p>
+      <w:r>
+        <w:rPr>
+          <w:b/>
+          <w:bCs/>
+        </w:rPr>
+        <w:lastRenderedPageBreak/>
+        <w:t>Experimentación propuesta</w:t>
+      </w:r>
+    </w:p>
+    <w:p>
+      <w:r>
+        <w:t xml:space="preserve">Se realizarán diferentes experimentos para comparar el desempeño de los modelos. Inicialmente se desarrollará una CNN como modelo base y posteriormente se podrán probar diferentes configuraciones o técnicas de transfer </w:t>
+      </w:r>
+      <w:proofErr w:type="spellStart"/>
+      <w:r>
+        <w:t>learning</w:t>
+      </w:r>
+      <w:proofErr w:type="spellEnd"/>
+      <w:r>
+        <w:t>.</w:t>
+      </w:r>
+    </w:p>
+    <w:p>
+      <w:r>
+        <w:t>Los resultados serán comparados mediante:</w:t>
+      </w:r>
+    </w:p>
+    <w:p>
+      <w:pPr>
+        <w:numPr>
+          <w:ilvl w:val="0"/>
+          <w:numId w:val="4"/>
+        </w:numPr>
+      </w:pPr>
+      <w:proofErr w:type="spellStart"/>
+      <w:r>
+        <w:t>Accuracy</w:t>
+      </w:r>
+      <w:proofErr w:type="spellEnd"/>
+      <w:r>
+        <w:t>.</w:t>
+      </w:r>
+    </w:p>
+    <w:p>
+      <w:pPr>
+        <w:numPr>
+          <w:ilvl w:val="0"/>
+          <w:numId w:val="4"/>
+        </w:numPr>
+      </w:pPr>
+      <w:proofErr w:type="spellStart"/>
+      <w:r>
+        <w:t>Precision</w:t>
+      </w:r>
+      <w:proofErr w:type="spellEnd"/>
+      <w:r>
+        <w:t>.</w:t>
+      </w:r>
+    </w:p>
+    <w:p>
+      <w:pPr>
+        <w:numPr>
+          <w:ilvl w:val="0"/>
+          <w:numId w:val="4"/>
+        </w:numPr>
+      </w:pPr>
+      <w:proofErr w:type="spellStart"/>
+      <w:r>
+        <w:t>Recall</w:t>
+      </w:r>
+      <w:proofErr w:type="spellEnd"/>
+      <w:r>
+        <w:t>.</w:t>
+      </w:r>
+    </w:p>
+    <w:p>
+      <w:pPr>
+        <w:numPr>
+          <w:ilvl w:val="0"/>
+          <w:numId w:val="4"/>
+        </w:numPr>
+      </w:pPr>
+      <w:r>
+        <w:t>F1-score.</w:t>
+      </w:r>
+    </w:p>
+    <w:p>
+      <w:pPr>
+        <w:numPr>
+          <w:ilvl w:val="0"/>
+          <w:numId w:val="4"/>
+        </w:numPr>
+      </w:pPr>
+      <w:r>
+        <w:t>Matriz de confusión.</w:t>
+      </w:r>
+    </w:p>
+    <w:p>
+      <w:r>
+        <w:t xml:space="preserve">También se analizará la posibilidad de utilizar técnicas de </w:t>
+      </w:r>
+      <w:proofErr w:type="spellStart"/>
+      <w:r>
+        <w:t>explicabilidad</w:t>
+      </w:r>
+      <w:proofErr w:type="spellEnd"/>
+      <w:r>
+        <w:t xml:space="preserve"> como </w:t>
+      </w:r>
+      <w:proofErr w:type="spellStart"/>
+      <w:r>
+        <w:t>Grad</w:t>
+      </w:r>
+      <w:proofErr w:type="spellEnd"/>
+      <w:r>
+        <w:t>-CAM para visualizar las regiones de la radiografía que influyeron en la predicción del modelo.</w:t>
+      </w:r>
+    </w:p>
+    <w:p>
+      <w:r>
+        <w:rPr>
+          <w:b/>
+          <w:bCs/>
+        </w:rPr>
+        <w:t>Alcance futuro</w:t>
+      </w:r>
+    </w:p>
+    <w:p>
+      <w:r>
+        <w:t>Una vez desarrollada la clasificación principal, el sistema podrá ampliarse hacia diferentes categorías de neumonía y posteriormente hacia otras enfermedades respiratorias.</w:t>
+      </w:r>
+      <w:r>
+        <w:t xml:space="preserve"> </w:t>
+      </w:r>
+      <w:r>
+        <w:t>De esta manera, el proyecto mantiene un alcance viable para su desarrollo actual, pero cuenta con una arquitectura que permite su crecimiento.</w:t>
+      </w:r>
+    </w:p>
+    <w:p/>
     <w:p/>
     <w:p/>
     <w:p/>
@@ -928,6 +1230,155 @@
       </w:rPr>
     </w:lvl>
   </w:abstractNum>
+  <w:abstractNum w:abstractNumId="3" w15:restartNumberingAfterBreak="0">
+    <w:nsid w:val="79EF1DCA"/>
+    <w:multiLevelType w:val="multilevel"/>
+    <w:tmpl w:val="26DE997E"/>
+    <w:lvl w:ilvl="0">
+      <w:start w:val="1"/>
+      <w:numFmt w:val="bullet"/>
+      <w:lvlText w:val=""/>
+      <w:lvlJc w:val="left"/>
+      <w:pPr>
+        <w:tabs>
+          <w:tab w:val="num" w:pos="720"/>
+        </w:tabs>
+        <w:ind w:left="720" w:hanging="360"/>
+      </w:pPr>
+      <w:rPr>
+        <w:rFonts w:ascii="Symbol" w:hAnsi="Symbol" w:hint="default"/>
+        <w:sz w:val="20"/>
+      </w:rPr>
+    </w:lvl>
+    <w:lvl w:ilvl="1" w:tentative="1">
+      <w:start w:val="1"/>
+      <w:numFmt w:val="bullet"/>
+      <w:lvlText w:val="o"/>
+      <w:lvlJc w:val="left"/>
+      <w:pPr>
+        <w:tabs>
+          <w:tab w:val="num" w:pos="1440"/>
+        </w:tabs>
+        <w:ind w:left="1440" w:hanging="360"/>
+      </w:pPr>
+      <w:rPr>
+        <w:rFonts w:ascii="Courier New" w:hAnsi="Courier New" w:hint="default"/>
+        <w:sz w:val="20"/>
+      </w:rPr>
+    </w:lvl>
+    <w:lvl w:ilvl="2" w:tentative="1">
+      <w:start w:val="1"/>
+      <w:numFmt w:val="bullet"/>
+      <w:lvlText w:val=""/>
+      <w:lvlJc w:val="left"/>
+      <w:pPr>
+        <w:tabs>
+          <w:tab w:val="num" w:pos="2160"/>
+        </w:tabs>
+        <w:ind w:left="2160" w:hanging="360"/>
+      </w:pPr>
+      <w:rPr>
+        <w:rFonts w:ascii="Wingdings" w:hAnsi="Wingdings" w:hint="default"/>
+        <w:sz w:val="20"/>
+      </w:rPr>
+    </w:lvl>
+    <w:lvl w:ilvl="3" w:tentative="1">
+      <w:start w:val="1"/>
+      <w:numFmt w:val="bullet"/>
+      <w:lvlText w:val=""/>
+      <w:lvlJc w:val="left"/>
+      <w:pPr>
+        <w:tabs>
+          <w:tab w:val="num" w:pos="2880"/>
+        </w:tabs>
+        <w:ind w:left="2880" w:hanging="360"/>
+      </w:pPr>
+      <w:rPr>
+        <w:rFonts w:ascii="Wingdings" w:hAnsi="Wingdings" w:hint="default"/>
+        <w:sz w:val="20"/>
+      </w:rPr>
+    </w:lvl>
+    <w:lvl w:ilvl="4" w:tentative="1">
+      <w:start w:val="1"/>
+      <w:numFmt w:val="bullet"/>
+      <w:lvlText w:val=""/>
+      <w:lvlJc w:val="left"/>
+      <w:pPr>
+        <w:tabs>
+          <w:tab w:val="num" w:pos="3600"/>
+        </w:tabs>
+        <w:ind w:left="3600" w:hanging="360"/>
+      </w:pPr>
+      <w:rPr>
+        <w:rFonts w:ascii="Wingdings" w:hAnsi="Wingdings" w:hint="default"/>
+        <w:sz w:val="20"/>
+      </w:rPr>
+    </w:lvl>
+    <w:lvl w:ilvl="5" w:tentative="1">
+      <w:start w:val="1"/>
+      <w:numFmt w:val="bullet"/>
+      <w:lvlText w:val=""/>
+      <w:lvlJc w:val="left"/>
+      <w:pPr>
+        <w:tabs>
+          <w:tab w:val="num" w:pos="4320"/>
+        </w:tabs>
+        <w:ind w:left="4320" w:hanging="360"/>
+      </w:pPr>
+      <w:rPr>
+        <w:rFonts w:ascii="Wingdings" w:hAnsi="Wingdings" w:hint="default"/>
+        <w:sz w:val="20"/>
+      </w:rPr>
+    </w:lvl>
+    <w:lvl w:ilvl="6" w:tentative="1">
+      <w:start w:val="1"/>
+      <w:numFmt w:val="bullet"/>
+      <w:lvlText w:val=""/>
+      <w:lvlJc w:val="left"/>
+      <w:pPr>
+        <w:tabs>
+          <w:tab w:val="num" w:pos="5040"/>
+        </w:tabs>
+        <w:ind w:left="5040" w:hanging="360"/>
+      </w:pPr>
+      <w:rPr>
+        <w:rFonts w:ascii="Wingdings" w:hAnsi="Wingdings" w:hint="default"/>
+        <w:sz w:val="20"/>
+      </w:rPr>
+    </w:lvl>
+    <w:lvl w:ilvl="7" w:tentative="1">
+      <w:start w:val="1"/>
+      <w:numFmt w:val="bullet"/>
+      <w:lvlText w:val=""/>
+      <w:lvlJc w:val="left"/>
+      <w:pPr>
+        <w:tabs>
+          <w:tab w:val="num" w:pos="5760"/>
+        </w:tabs>
+        <w:ind w:left="5760" w:hanging="360"/>
+      </w:pPr>
+      <w:rPr>
+        <w:rFonts w:ascii="Wingdings" w:hAnsi="Wingdings" w:hint="default"/>
+        <w:sz w:val="20"/>
+      </w:rPr>
+    </w:lvl>
+    <w:lvl w:ilvl="8" w:tentative="1">
+      <w:start w:val="1"/>
+      <w:numFmt w:val="bullet"/>
+      <w:lvlText w:val=""/>
+      <w:lvlJc w:val="left"/>
+      <w:pPr>
+        <w:tabs>
+          <w:tab w:val="num" w:pos="6480"/>
+        </w:tabs>
+        <w:ind w:left="6480" w:hanging="360"/>
+      </w:pPr>
+      <w:rPr>
+        <w:rFonts w:ascii="Wingdings" w:hAnsi="Wingdings" w:hint="default"/>
+        <w:sz w:val="20"/>
+      </w:rPr>
+    </w:lvl>
+  </w:abstractNum>
   <w:num w:numId="1">
     <w:abstractNumId w:val="1"/>
   </w:num>
@@ -936,6 +1387,9 @@
   </w:num>
   <w:num w:numId="3">
     <w:abstractNumId w:val="0"/>
+  </w:num>
+  <w:num w:numId="4">
+    <w:abstractNumId w:val="3"/>
   </w:num>
 </w:numbering>
 </file>
